--- a/themes/appendices/voprosy-polzovatelyu.docx
+++ b/themes/appendices/voprosy-polzovatelyu.docx
@@ -2703,7 +2703,7 @@
         <w:pStyle w:val="BodyText"/>
       </w:pPr>
       <w:r>
-        <w:t xml:space="preserve">Итого: 14 строк плана (две объединены с добавленными) и 6 добавленных. Все внесены в</w:t>
+        <w:t xml:space="preserve">Итого: 13 строк плана (две из них объединены с добавленными строками о детях и о поездке на машине) и 7 добавленных. Все внесены в</w:t>
       </w:r>
       <w:r>
         <w:t xml:space="preserve"> </w:t>
